--- a/Backend/Director_Disclosure/Output_Disclosures/2024-25/ADANI_VIZHINJAM_PORT_PRIVATE_LIMITED/DIR-8/DIR8_Jai_Singh_Khurana_05140233.docx
+++ b/Backend/Director_Disclosure/Output_Disclosures/2024-25/ADANI_VIZHINJAM_PORT_PRIVATE_LIMITED/DIR-8/DIR8_Jai_Singh_Khurana_05140233.docx
@@ -189,7 +189,7 @@
           <w:b w:val="0"/>
           <w:sz w:val="23"/>
         </w:rPr>
-        <w:t>I, Jai Singh Khurana, son/daughter of Mr. {{FATHER_NAME}}, resident of _____________________________________________, India hereby give notice that I am/was a Director in the following companies during the last three years:-</w:t>
+        <w:t>I, JAI SINGH KHURANA, son/daughter of Mr. {{FATHER_NAME}}, resident of _____________________________________________, India hereby give notice that I am/was a Director in the following companies during the last three years:-</w:t>
       </w:r>
     </w:p>
     <w:p>
@@ -340,7 +340,7 @@
                 <w:b w:val="0"/>
                 <w:sz w:val="23"/>
               </w:rPr>
-              <w:t>ADANI VIZHINJAM PORT PRIVATE LIMITED</w:t>
+              <w:t>SHRI KEDARNATH ROPEWAYS LIMITED</w:t>
             </w:r>
           </w:p>
         </w:tc>
@@ -359,7 +359,7 @@
                 <w:b w:val="0"/>
                 <w:sz w:val="23"/>
               </w:rPr>
-              <w:t>22/10/2022</w:t>
+              <w:t>27/10/2025</w:t>
             </w:r>
           </w:p>
         </w:tc>
@@ -410,7 +410,7 @@
                 <w:b w:val="0"/>
                 <w:sz w:val="23"/>
               </w:rPr>
-              <w:t>ADANI HOSPITALS MUNDRA LIMITED</w:t>
+              <w:t>GANGAVARAM PORT SERVICES (INDIA) LIMITED</w:t>
             </w:r>
           </w:p>
         </w:tc>
@@ -429,7 +429,7 @@
                 <w:b w:val="0"/>
                 <w:sz w:val="23"/>
               </w:rPr>
-              <w:t>22/10/2022</w:t>
+              <w:t>20/06/2024</w:t>
             </w:r>
           </w:p>
         </w:tc>
@@ -480,7 +480,7 @@
                 <w:b w:val="0"/>
                 <w:sz w:val="23"/>
               </w:rPr>
-              <w:t>ADANI ENNORE CONTAINER TERMINAL PRIVATE LIMITED</w:t>
+              <w:t>ADANI HOSPITALS MUNDRA LIMITED</w:t>
             </w:r>
           </w:p>
         </w:tc>
@@ -499,7 +499,7 @@
                 <w:b w:val="0"/>
                 <w:sz w:val="23"/>
               </w:rPr>
-              <w:t>03/11/2021</w:t>
+              <w:t>22/10/2022</w:t>
             </w:r>
           </w:p>
         </w:tc>
@@ -655,6 +655,286 @@
           </w:p>
         </w:tc>
       </w:tr>
+      <w:tr>
+        <w:tc>
+          <w:tcPr>
+            <w:tcW w:type="dxa" w:w="636"/>
+          </w:tcPr>
+          <w:p>
+            <w:pPr>
+              <w:spacing w:after="0"/>
+              <w:ind w:left="360"/>
+            </w:pPr>
+            <w:r>
+              <w:rPr>
+                <w:rFonts w:ascii="Adani" w:hAnsi="Adani" w:eastAsia="Adani" w:cs="Adani"/>
+                <w:b w:val="0"/>
+                <w:sz w:val="23"/>
+              </w:rPr>
+              <w:t>6</w:t>
+            </w:r>
+          </w:p>
+        </w:tc>
+        <w:tc>
+          <w:tcPr>
+            <w:tcW w:type="dxa" w:w="3864"/>
+          </w:tcPr>
+          <w:p>
+            <w:pPr>
+              <w:spacing w:after="0"/>
+              <w:jc w:val="both"/>
+            </w:pPr>
+            <w:r>
+              <w:rPr>
+                <w:rFonts w:ascii="Adani" w:hAnsi="Adani" w:eastAsia="Adani" w:cs="Adani"/>
+                <w:b w:val="0"/>
+                <w:sz w:val="23"/>
+              </w:rPr>
+              <w:t>DHOLERA INFRASTRUCTURE PRIVATE LIMITED</w:t>
+            </w:r>
+          </w:p>
+        </w:tc>
+        <w:tc>
+          <w:tcPr>
+            <w:tcW w:type="dxa" w:w="2610"/>
+          </w:tcPr>
+          <w:p>
+            <w:pPr>
+              <w:spacing w:after="0"/>
+              <w:jc w:val="center"/>
+            </w:pPr>
+            <w:r>
+              <w:rPr>
+                <w:rFonts w:ascii="Adani" w:hAnsi="Adani" w:eastAsia="Adani" w:cs="Adani"/>
+                <w:b w:val="0"/>
+                <w:sz w:val="23"/>
+              </w:rPr>
+              <w:t>27/03/2019</w:t>
+            </w:r>
+          </w:p>
+        </w:tc>
+        <w:tc>
+          <w:tcPr>
+            <w:tcW w:type="dxa" w:w="2250"/>
+          </w:tcPr>
+          <w:p>
+            <w:pPr>
+              <w:spacing w:after="0"/>
+              <w:jc w:val="center"/>
+            </w:pPr>
+          </w:p>
+        </w:tc>
+      </w:tr>
+      <w:tr>
+        <w:tc>
+          <w:tcPr>
+            <w:tcW w:type="dxa" w:w="636"/>
+          </w:tcPr>
+          <w:p>
+            <w:pPr>
+              <w:spacing w:after="0"/>
+              <w:ind w:left="360"/>
+            </w:pPr>
+            <w:r>
+              <w:rPr>
+                <w:rFonts w:ascii="Adani" w:hAnsi="Adani" w:eastAsia="Adani" w:cs="Adani"/>
+                <w:b w:val="0"/>
+                <w:sz w:val="23"/>
+              </w:rPr>
+              <w:t>7</w:t>
+            </w:r>
+          </w:p>
+        </w:tc>
+        <w:tc>
+          <w:tcPr>
+            <w:tcW w:type="dxa" w:w="3864"/>
+          </w:tcPr>
+          <w:p>
+            <w:pPr>
+              <w:spacing w:after="0"/>
+              <w:jc w:val="both"/>
+            </w:pPr>
+            <w:r>
+              <w:rPr>
+                <w:rFonts w:ascii="Adani" w:hAnsi="Adani" w:eastAsia="Adani" w:cs="Adani"/>
+                <w:b w:val="0"/>
+                <w:sz w:val="23"/>
+              </w:rPr>
+              <w:t>DHOLERA PORT AND SPECIAL ECONOMIC ZONE LIMITED</w:t>
+            </w:r>
+          </w:p>
+        </w:tc>
+        <w:tc>
+          <w:tcPr>
+            <w:tcW w:type="dxa" w:w="2610"/>
+          </w:tcPr>
+          <w:p>
+            <w:pPr>
+              <w:spacing w:after="0"/>
+              <w:jc w:val="center"/>
+            </w:pPr>
+            <w:r>
+              <w:rPr>
+                <w:rFonts w:ascii="Adani" w:hAnsi="Adani" w:eastAsia="Adani" w:cs="Adani"/>
+                <w:b w:val="0"/>
+                <w:sz w:val="23"/>
+              </w:rPr>
+              <w:t>13/01/2018</w:t>
+            </w:r>
+          </w:p>
+        </w:tc>
+        <w:tc>
+          <w:tcPr>
+            <w:tcW w:type="dxa" w:w="2250"/>
+          </w:tcPr>
+          <w:p>
+            <w:pPr>
+              <w:spacing w:after="0"/>
+              <w:jc w:val="center"/>
+            </w:pPr>
+          </w:p>
+        </w:tc>
+      </w:tr>
+      <w:tr>
+        <w:tc>
+          <w:tcPr>
+            <w:tcW w:type="dxa" w:w="636"/>
+          </w:tcPr>
+          <w:p>
+            <w:pPr>
+              <w:spacing w:after="0"/>
+              <w:ind w:left="360"/>
+            </w:pPr>
+            <w:r>
+              <w:rPr>
+                <w:rFonts w:ascii="Adani" w:hAnsi="Adani" w:eastAsia="Adani" w:cs="Adani"/>
+                <w:b w:val="0"/>
+                <w:sz w:val="23"/>
+              </w:rPr>
+              <w:t>8</w:t>
+            </w:r>
+          </w:p>
+        </w:tc>
+        <w:tc>
+          <w:tcPr>
+            <w:tcW w:type="dxa" w:w="3864"/>
+          </w:tcPr>
+          <w:p>
+            <w:pPr>
+              <w:spacing w:after="0"/>
+              <w:jc w:val="both"/>
+            </w:pPr>
+            <w:r>
+              <w:rPr>
+                <w:rFonts w:ascii="Adani" w:hAnsi="Adani" w:eastAsia="Adani" w:cs="Adani"/>
+                <w:b w:val="0"/>
+                <w:sz w:val="23"/>
+              </w:rPr>
+              <w:t>MUNDRA SOLAR TECHNOPARK PRIVATE LIMITED</w:t>
+            </w:r>
+          </w:p>
+        </w:tc>
+        <w:tc>
+          <w:tcPr>
+            <w:tcW w:type="dxa" w:w="2610"/>
+          </w:tcPr>
+          <w:p>
+            <w:pPr>
+              <w:spacing w:after="0"/>
+              <w:jc w:val="center"/>
+            </w:pPr>
+            <w:r>
+              <w:rPr>
+                <w:rFonts w:ascii="Adani" w:hAnsi="Adani" w:eastAsia="Adani" w:cs="Adani"/>
+                <w:b w:val="0"/>
+                <w:sz w:val="23"/>
+              </w:rPr>
+              <w:t>12/01/2018</w:t>
+            </w:r>
+          </w:p>
+        </w:tc>
+        <w:tc>
+          <w:tcPr>
+            <w:tcW w:type="dxa" w:w="2250"/>
+          </w:tcPr>
+          <w:p>
+            <w:pPr>
+              <w:spacing w:after="0"/>
+              <w:jc w:val="center"/>
+            </w:pPr>
+          </w:p>
+        </w:tc>
+      </w:tr>
+      <w:tr>
+        <w:tc>
+          <w:tcPr>
+            <w:tcW w:type="dxa" w:w="636"/>
+          </w:tcPr>
+          <w:p>
+            <w:pPr>
+              <w:spacing w:after="0"/>
+              <w:ind w:left="360"/>
+            </w:pPr>
+            <w:r>
+              <w:rPr>
+                <w:rFonts w:ascii="Adani" w:hAnsi="Adani" w:eastAsia="Adani" w:cs="Adani"/>
+                <w:b w:val="0"/>
+                <w:sz w:val="23"/>
+              </w:rPr>
+              <w:t>9</w:t>
+            </w:r>
+          </w:p>
+        </w:tc>
+        <w:tc>
+          <w:tcPr>
+            <w:tcW w:type="dxa" w:w="3864"/>
+          </w:tcPr>
+          <w:p>
+            <w:pPr>
+              <w:spacing w:after="0"/>
+              <w:jc w:val="both"/>
+            </w:pPr>
+            <w:r>
+              <w:rPr>
+                <w:rFonts w:ascii="Adani" w:hAnsi="Adani" w:eastAsia="Adani" w:cs="Adani"/>
+                <w:b w:val="0"/>
+                <w:sz w:val="23"/>
+              </w:rPr>
+              <w:t>HAZIRA INFRASTRUCTURE LIMITED</w:t>
+            </w:r>
+          </w:p>
+        </w:tc>
+        <w:tc>
+          <w:tcPr>
+            <w:tcW w:type="dxa" w:w="2610"/>
+          </w:tcPr>
+          <w:p>
+            <w:pPr>
+              <w:spacing w:after="0"/>
+              <w:jc w:val="center"/>
+            </w:pPr>
+            <w:r>
+              <w:rPr>
+                <w:rFonts w:ascii="Adani" w:hAnsi="Adani" w:eastAsia="Adani" w:cs="Adani"/>
+                <w:b w:val="0"/>
+                <w:sz w:val="23"/>
+              </w:rPr>
+              <w:t>11/01/2018</w:t>
+            </w:r>
+          </w:p>
+        </w:tc>
+        <w:tc>
+          <w:tcPr>
+            <w:tcW w:type="dxa" w:w="2250"/>
+          </w:tcPr>
+          <w:p>
+            <w:pPr>
+              <w:spacing w:after="0"/>
+              <w:jc w:val="center"/>
+            </w:pPr>
+          </w:p>
+        </w:tc>
+      </w:tr>
     </w:tbl>
     <w:p>
       <w:pPr>
@@ -711,7 +991,7 @@
         </w:rPr>
         <w:t xml:space="preserve">Name           </w:t>
         <w:tab/>
-        <w:t xml:space="preserve">:  Jai Singh Khurana</w:t>
+        <w:t xml:space="preserve">:  JAI SINGH KHURANA</w:t>
       </w:r>
     </w:p>
     <w:p>
@@ -755,7 +1035,7 @@
           <w:b w:val="0"/>
           <w:sz w:val="23"/>
         </w:rPr>
-        <w:t xml:space="preserve">Date: 04th May, 2026</w:t>
+        <w:t xml:space="preserve">Date: 15th May, 2026</w:t>
         <w:tab/>
       </w:r>
     </w:p>
